--- a/postgresql/documentacion/Etapa_4_Samuel_Parra.docx
+++ b/postgresql/documentacion/Etapa_4_Samuel_Parra.docx
@@ -95,14 +95,7 @@
           <w:sz w:val="21"/>
           <w:lang w:val="es-CO"/>
         </w:rPr>
-        <w:t xml:space="preserve">La consulta permite conocer el historial de exposición de un usuario específico a partir de </w:t>
-      </w:r>
-      <w:r>
-        <w:rPr>
-          <w:sz w:val="21"/>
-          <w:lang w:val="es-CO"/>
-        </w:rPr>
-        <w:t>su código. Se muestran las brechas en las que estuvo involucrado, el tipo de dato expuesto, la categoría de sensibilidad, la organización responsable y la fecha de notificación, ordenado cronológicamente.</w:t>
+        <w:t>La consulta permite conocer el historial de exposición de un usuario específico a partir de su código. Se muestran las brechas en las que estuvo involucrado, el tipo de dato expuesto, la categoría de sensibilidad, la organización responsable y la fecha de notificación, ordenado cronológicamente.</w:t>
       </w:r>
     </w:p>
     <w:p>
@@ -129,7 +122,6 @@
           <w:lang w:val="es-CO"/>
         </w:rPr>
       </w:pPr>
-      <w:proofErr w:type="spellStart"/>
       <w:r>
         <w:rPr>
           <w:rFonts w:ascii="Consolas" w:hAnsi="Consolas"/>
@@ -137,40 +129,6 @@
           <w:lang w:val="es-CO"/>
         </w:rPr>
         <w:t>select</w:t>
-      </w:r>
-      <w:proofErr w:type="spellEnd"/>
-      <w:r>
-        <w:rPr>
-          <w:sz w:val="21"/>
-          <w:lang w:val="es-CO"/>
-        </w:rPr>
-        <w:br/>
-      </w:r>
-      <w:r>
-        <w:rPr>
-          <w:rFonts w:ascii="Consolas" w:hAnsi="Consolas"/>
-          <w:sz w:val="17"/>
-          <w:lang w:val="es-CO"/>
-        </w:rPr>
-        <w:t xml:space="preserve">    </w:t>
-      </w:r>
-      <w:proofErr w:type="spellStart"/>
-      <w:r>
-        <w:rPr>
-          <w:rFonts w:ascii="Consolas" w:hAnsi="Consolas"/>
-          <w:sz w:val="17"/>
-          <w:lang w:val="es-CO"/>
-        </w:rPr>
-        <w:t>u.codigo_usuario</w:t>
-      </w:r>
-      <w:proofErr w:type="spellEnd"/>
-      <w:r>
-        <w:rPr>
-          <w:rFonts w:ascii="Consolas" w:hAnsi="Consolas"/>
-          <w:sz w:val="17"/>
-          <w:lang w:val="es-CO"/>
-        </w:rPr>
-        <w:t>,</w:t>
       </w:r>
       <w:r>
         <w:rPr>
@@ -185,25 +143,7 @@
           <w:sz w:val="17"/>
           <w:lang w:val="es-CO"/>
         </w:rPr>
-        <w:t xml:space="preserve">    </w:t>
-      </w:r>
-      <w:proofErr w:type="spellStart"/>
-      <w:r>
-        <w:rPr>
-          <w:rFonts w:ascii="Consolas" w:hAnsi="Consolas"/>
-          <w:sz w:val="17"/>
-          <w:lang w:val="es-CO"/>
-        </w:rPr>
-        <w:t>b.codigo_brecha</w:t>
-      </w:r>
-      <w:proofErr w:type="spellEnd"/>
-      <w:r>
-        <w:rPr>
-          <w:rFonts w:ascii="Consolas" w:hAnsi="Consolas"/>
-          <w:sz w:val="17"/>
-          <w:lang w:val="es-CO"/>
-        </w:rPr>
-        <w:t>,</w:t>
+        <w:t xml:space="preserve">    u.codigo_usuario,</w:t>
       </w:r>
       <w:r>
         <w:rPr>
@@ -218,25 +158,7 @@
           <w:sz w:val="17"/>
           <w:lang w:val="es-CO"/>
         </w:rPr>
-        <w:t xml:space="preserve">    </w:t>
-      </w:r>
-      <w:proofErr w:type="spellStart"/>
-      <w:r>
-        <w:rPr>
-          <w:rFonts w:ascii="Consolas" w:hAnsi="Consolas"/>
-          <w:sz w:val="17"/>
-          <w:lang w:val="es-CO"/>
-        </w:rPr>
-        <w:t>t.nombre_tipo_dato</w:t>
-      </w:r>
-      <w:proofErr w:type="spellEnd"/>
-      <w:r>
-        <w:rPr>
-          <w:rFonts w:ascii="Consolas" w:hAnsi="Consolas"/>
-          <w:sz w:val="17"/>
-          <w:lang w:val="es-CO"/>
-        </w:rPr>
-        <w:t>,</w:t>
+        <w:t xml:space="preserve">    b.codigo_brecha,</w:t>
       </w:r>
       <w:r>
         <w:rPr>
@@ -251,25 +173,7 @@
           <w:sz w:val="17"/>
           <w:lang w:val="es-CO"/>
         </w:rPr>
-        <w:t xml:space="preserve">    </w:t>
-      </w:r>
-      <w:proofErr w:type="spellStart"/>
-      <w:r>
-        <w:rPr>
-          <w:rFonts w:ascii="Consolas" w:hAnsi="Consolas"/>
-          <w:sz w:val="17"/>
-          <w:lang w:val="es-CO"/>
-        </w:rPr>
-        <w:t>t.categoria_sensibilidad</w:t>
-      </w:r>
-      <w:proofErr w:type="spellEnd"/>
-      <w:r>
-        <w:rPr>
-          <w:rFonts w:ascii="Consolas" w:hAnsi="Consolas"/>
-          <w:sz w:val="17"/>
-          <w:lang w:val="es-CO"/>
-        </w:rPr>
-        <w:t>,</w:t>
+        <w:t xml:space="preserve">    t.nombre_tipo_dato,</w:t>
       </w:r>
       <w:r>
         <w:rPr>
@@ -284,25 +188,7 @@
           <w:sz w:val="17"/>
           <w:lang w:val="es-CO"/>
         </w:rPr>
-        <w:t xml:space="preserve">    </w:t>
-      </w:r>
-      <w:proofErr w:type="spellStart"/>
-      <w:r>
-        <w:rPr>
-          <w:rFonts w:ascii="Consolas" w:hAnsi="Consolas"/>
-          <w:sz w:val="17"/>
-          <w:lang w:val="es-CO"/>
-        </w:rPr>
-        <w:t>o.nombre_organizacion</w:t>
-      </w:r>
-      <w:proofErr w:type="spellEnd"/>
-      <w:r>
-        <w:rPr>
-          <w:rFonts w:ascii="Consolas" w:hAnsi="Consolas"/>
-          <w:sz w:val="17"/>
-          <w:lang w:val="es-CO"/>
-        </w:rPr>
-        <w:t>,</w:t>
+        <w:t xml:space="preserve">    t.categoria_sensibilidad,</w:t>
       </w:r>
       <w:r>
         <w:rPr>
@@ -317,103 +203,7 @@
           <w:sz w:val="17"/>
           <w:lang w:val="es-CO"/>
         </w:rPr>
-        <w:t xml:space="preserve">    </w:t>
-      </w:r>
-      <w:proofErr w:type="spellStart"/>
-      <w:r>
-        <w:rPr>
-          <w:rFonts w:ascii="Consolas" w:hAnsi="Consolas"/>
-          <w:sz w:val="17"/>
-          <w:lang w:val="es-CO"/>
-        </w:rPr>
-        <w:t>e.fecha_notificacion_usuario</w:t>
-      </w:r>
-      <w:proofErr w:type="spellEnd"/>
-      <w:r>
-        <w:rPr>
-          <w:sz w:val="21"/>
-          <w:lang w:val="es-CO"/>
-        </w:rPr>
-        <w:br/>
-      </w:r>
-      <w:proofErr w:type="spellStart"/>
-      <w:r>
-        <w:rPr>
-          <w:rFonts w:ascii="Consolas" w:hAnsi="Consolas"/>
-          <w:sz w:val="17"/>
-          <w:lang w:val="es-CO"/>
-        </w:rPr>
-        <w:t>from</w:t>
-      </w:r>
-      <w:proofErr w:type="spellEnd"/>
-      <w:r>
-        <w:rPr>
-          <w:rFonts w:ascii="Consolas" w:hAnsi="Consolas"/>
-          <w:sz w:val="17"/>
-          <w:lang w:val="es-CO"/>
-        </w:rPr>
-        <w:t xml:space="preserve"> </w:t>
-      </w:r>
-      <w:proofErr w:type="spellStart"/>
-      <w:r>
-        <w:rPr>
-          <w:rFonts w:ascii="Consolas" w:hAnsi="Consolas"/>
-          <w:sz w:val="17"/>
-          <w:lang w:val="es-CO"/>
-        </w:rPr>
-        <w:t>brechas_seguridad.usuario_afectado</w:t>
-      </w:r>
-      <w:proofErr w:type="spellEnd"/>
-      <w:r>
-        <w:rPr>
-          <w:rFonts w:ascii="Consolas" w:hAnsi="Consolas"/>
-          <w:sz w:val="17"/>
-          <w:lang w:val="es-CO"/>
-        </w:rPr>
-        <w:t xml:space="preserve"> u</w:t>
-      </w:r>
-      <w:r>
-        <w:rPr>
-          <w:sz w:val="21"/>
-          <w:lang w:val="es-CO"/>
-        </w:rPr>
-        <w:br/>
-      </w:r>
-      <w:proofErr w:type="spellStart"/>
-      <w:r>
-        <w:rPr>
-          <w:rFonts w:ascii="Consolas" w:hAnsi="Consolas"/>
-          <w:sz w:val="17"/>
-          <w:lang w:val="es-CO"/>
-        </w:rPr>
-        <w:t>join</w:t>
-      </w:r>
-      <w:proofErr w:type="spellEnd"/>
-      <w:r>
-        <w:rPr>
-          <w:rFonts w:ascii="Consolas" w:hAnsi="Consolas"/>
-          <w:sz w:val="17"/>
-          <w:lang w:val="es-CO"/>
-        </w:rPr>
-        <w:t xml:space="preserve"> </w:t>
-      </w:r>
-      <w:proofErr w:type="spellStart"/>
-      <w:r>
-        <w:rPr>
-          <w:rFonts w:ascii="Consolas" w:hAnsi="Consolas"/>
-          <w:sz w:val="17"/>
-          <w:lang w:val="es-CO"/>
-        </w:rPr>
-        <w:t>brechas_seguridad.exposicion_usuario_brecha</w:t>
-      </w:r>
-      <w:proofErr w:type="spellEnd"/>
-      <w:r>
-        <w:rPr>
-          <w:rFonts w:ascii="Consolas" w:hAnsi="Consolas"/>
-          <w:sz w:val="17"/>
-          <w:lang w:val="es-CO"/>
-        </w:rPr>
-        <w:t xml:space="preserve"> e</w:t>
+        <w:t xml:space="preserve">    o.nombre_organizacion,</w:t>
       </w:r>
       <w:r>
         <w:rPr>
@@ -428,104 +218,7 @@
           <w:sz w:val="17"/>
           <w:lang w:val="es-CO"/>
         </w:rPr>
-        <w:t xml:space="preserve">    </w:t>
-      </w:r>
-      <w:proofErr w:type="spellStart"/>
-      <w:r>
-        <w:rPr>
-          <w:rFonts w:ascii="Consolas" w:hAnsi="Consolas"/>
-          <w:sz w:val="17"/>
-          <w:lang w:val="es-CO"/>
-        </w:rPr>
-        <w:t>on</w:t>
-      </w:r>
-      <w:proofErr w:type="spellEnd"/>
-      <w:r>
-        <w:rPr>
-          <w:rFonts w:ascii="Consolas" w:hAnsi="Consolas"/>
-          <w:sz w:val="17"/>
-          <w:lang w:val="es-CO"/>
-        </w:rPr>
-        <w:t xml:space="preserve"> </w:t>
-      </w:r>
-      <w:proofErr w:type="spellStart"/>
-      <w:r>
-        <w:rPr>
-          <w:rFonts w:ascii="Consolas" w:hAnsi="Consolas"/>
-          <w:sz w:val="17"/>
-          <w:lang w:val="es-CO"/>
-        </w:rPr>
-        <w:t>e.codigo_usuario</w:t>
-      </w:r>
-      <w:proofErr w:type="spellEnd"/>
-      <w:r>
-        <w:rPr>
-          <w:rFonts w:ascii="Consolas" w:hAnsi="Consolas"/>
-          <w:sz w:val="17"/>
-          <w:lang w:val="es-CO"/>
-        </w:rPr>
-        <w:t xml:space="preserve"> = </w:t>
-      </w:r>
-      <w:proofErr w:type="spellStart"/>
-      <w:r>
-        <w:rPr>
-          <w:rFonts w:ascii="Consolas" w:hAnsi="Consolas"/>
-          <w:sz w:val="17"/>
-          <w:lang w:val="es-CO"/>
-        </w:rPr>
-        <w:t>u.</w:t>
-      </w:r>
-      <w:r>
-        <w:rPr>
-          <w:rFonts w:ascii="Consolas" w:hAnsi="Consolas"/>
-          <w:sz w:val="17"/>
-          <w:lang w:val="es-CO"/>
-        </w:rPr>
-        <w:t>codigo_usuario</w:t>
-      </w:r>
-      <w:proofErr w:type="spellEnd"/>
-      <w:r>
-        <w:rPr>
-          <w:sz w:val="21"/>
-          <w:lang w:val="es-CO"/>
-        </w:rPr>
-        <w:br/>
-      </w:r>
-      <w:proofErr w:type="spellStart"/>
-      <w:r>
-        <w:rPr>
-          <w:rFonts w:ascii="Consolas" w:hAnsi="Consolas"/>
-          <w:sz w:val="17"/>
-          <w:lang w:val="es-CO"/>
-        </w:rPr>
-        <w:t>join</w:t>
-      </w:r>
-      <w:proofErr w:type="spellEnd"/>
-      <w:r>
-        <w:rPr>
-          <w:rFonts w:ascii="Consolas" w:hAnsi="Consolas"/>
-          <w:sz w:val="17"/>
-          <w:lang w:val="es-CO"/>
-        </w:rPr>
-        <w:t xml:space="preserve"> </w:t>
-      </w:r>
-      <w:proofErr w:type="spellStart"/>
-      <w:r>
-        <w:rPr>
-          <w:rFonts w:ascii="Consolas" w:hAnsi="Consolas"/>
-          <w:sz w:val="17"/>
-          <w:lang w:val="es-CO"/>
-        </w:rPr>
-        <w:t>brechas_seguridad.brecha</w:t>
-      </w:r>
-      <w:proofErr w:type="spellEnd"/>
-      <w:r>
-        <w:rPr>
-          <w:rFonts w:ascii="Consolas" w:hAnsi="Consolas"/>
-          <w:sz w:val="17"/>
-          <w:lang w:val="es-CO"/>
-        </w:rPr>
-        <w:t xml:space="preserve"> b</w:t>
+        <w:t xml:space="preserve">    e.fecha_notificacion_usuario</w:t>
       </w:r>
       <w:r>
         <w:rPr>
@@ -540,96 +233,7 @@
           <w:sz w:val="17"/>
           <w:lang w:val="es-CO"/>
         </w:rPr>
-        <w:t xml:space="preserve">    </w:t>
-      </w:r>
-      <w:proofErr w:type="spellStart"/>
-      <w:r>
-        <w:rPr>
-          <w:rFonts w:ascii="Consolas" w:hAnsi="Consolas"/>
-          <w:sz w:val="17"/>
-          <w:lang w:val="es-CO"/>
-        </w:rPr>
-        <w:t>on</w:t>
-      </w:r>
-      <w:proofErr w:type="spellEnd"/>
-      <w:r>
-        <w:rPr>
-          <w:rFonts w:ascii="Consolas" w:hAnsi="Consolas"/>
-          <w:sz w:val="17"/>
-          <w:lang w:val="es-CO"/>
-        </w:rPr>
-        <w:t xml:space="preserve"> </w:t>
-      </w:r>
-      <w:proofErr w:type="spellStart"/>
-      <w:r>
-        <w:rPr>
-          <w:rFonts w:ascii="Consolas" w:hAnsi="Consolas"/>
-          <w:sz w:val="17"/>
-          <w:lang w:val="es-CO"/>
-        </w:rPr>
-        <w:t>b.codigo_brecha</w:t>
-      </w:r>
-      <w:proofErr w:type="spellEnd"/>
-      <w:r>
-        <w:rPr>
-          <w:rFonts w:ascii="Consolas" w:hAnsi="Consolas"/>
-          <w:sz w:val="17"/>
-          <w:lang w:val="es-CO"/>
-        </w:rPr>
-        <w:t xml:space="preserve"> = </w:t>
-      </w:r>
-      <w:proofErr w:type="spellStart"/>
-      <w:r>
-        <w:rPr>
-          <w:rFonts w:ascii="Consolas" w:hAnsi="Consolas"/>
-          <w:sz w:val="17"/>
-          <w:lang w:val="es-CO"/>
-        </w:rPr>
-        <w:t>e.codigo_brecha</w:t>
-      </w:r>
-      <w:proofErr w:type="spellEnd"/>
-      <w:r>
-        <w:rPr>
-          <w:sz w:val="21"/>
-          <w:lang w:val="es-CO"/>
-        </w:rPr>
-        <w:br/>
-      </w:r>
-      <w:proofErr w:type="spellStart"/>
-      <w:r>
-        <w:rPr>
-          <w:rFonts w:ascii="Consolas" w:hAnsi="Consolas"/>
-          <w:sz w:val="17"/>
-          <w:lang w:val="es-CO"/>
-        </w:rPr>
-        <w:t>join</w:t>
-      </w:r>
-      <w:proofErr w:type="spellEnd"/>
-      <w:r>
-        <w:rPr>
-          <w:rFonts w:ascii="Consolas" w:hAnsi="Consolas"/>
-          <w:sz w:val="17"/>
-          <w:lang w:val="es-CO"/>
-        </w:rPr>
-        <w:t xml:space="preserve"> </w:t>
-      </w:r>
-      <w:proofErr w:type="spellStart"/>
-      <w:r>
-        <w:rPr>
-          <w:rFonts w:ascii="Consolas" w:hAnsi="Consolas"/>
-          <w:sz w:val="17"/>
-          <w:lang w:val="es-CO"/>
-        </w:rPr>
-        <w:t>brechas_seguridad.tipo_dato_expuesto</w:t>
-      </w:r>
-      <w:proofErr w:type="spellEnd"/>
-      <w:r>
-        <w:rPr>
-          <w:rFonts w:ascii="Consolas" w:hAnsi="Consolas"/>
-          <w:sz w:val="17"/>
-          <w:lang w:val="es-CO"/>
-        </w:rPr>
-        <w:t xml:space="preserve"> t</w:t>
+        <w:t>from brechas_seguridad.usuario_afectado u</w:t>
       </w:r>
       <w:r>
         <w:rPr>
@@ -644,107 +248,8 @@
           <w:sz w:val="17"/>
           <w:lang w:val="es-CO"/>
         </w:rPr>
-        <w:t xml:space="preserve">    </w:t>
+        <w:t>join brechas_seguridad.exposicion_usuario_brecha e</w:t>
       </w:r>
-      <w:proofErr w:type="spellStart"/>
-      <w:r>
-        <w:rPr>
-          <w:rFonts w:ascii="Consolas" w:hAnsi="Consolas"/>
-          <w:sz w:val="17"/>
-          <w:lang w:val="es-CO"/>
-        </w:rPr>
-        <w:t>on</w:t>
-      </w:r>
-      <w:proofErr w:type="spellEnd"/>
-      <w:r>
-        <w:rPr>
-          <w:rFonts w:ascii="Consolas" w:hAnsi="Consolas"/>
-          <w:sz w:val="17"/>
-          <w:lang w:val="es-CO"/>
-        </w:rPr>
-        <w:t xml:space="preserve"> </w:t>
-      </w:r>
-      <w:proofErr w:type="spellStart"/>
-      <w:r>
-        <w:rPr>
-          <w:rFonts w:ascii="Consolas" w:hAnsi="Consolas"/>
-          <w:sz w:val="17"/>
-          <w:lang w:val="es-CO"/>
-        </w:rPr>
-        <w:t>t.id_tipo_dato</w:t>
-      </w:r>
-      <w:proofErr w:type="spellEnd"/>
-      <w:r>
-        <w:rPr>
-          <w:rFonts w:ascii="Consolas" w:hAnsi="Consolas"/>
-          <w:sz w:val="17"/>
-          <w:lang w:val="es-CO"/>
-        </w:rPr>
-        <w:t xml:space="preserve"> = </w:t>
-      </w:r>
-      <w:proofErr w:type="spellStart"/>
-      <w:r>
-        <w:rPr>
-          <w:rFonts w:ascii="Consolas" w:hAnsi="Consolas"/>
-          <w:sz w:val="17"/>
-          <w:lang w:val="es-CO"/>
-        </w:rPr>
-        <w:t>e.id_tipo_dato</w:t>
-      </w:r>
-      <w:proofErr w:type="spellEnd"/>
-      <w:r>
-        <w:rPr>
-          <w:sz w:val="21"/>
-          <w:lang w:val="es-CO"/>
-        </w:rPr>
-        <w:br/>
-      </w:r>
-      <w:proofErr w:type="spellStart"/>
-      <w:r>
-        <w:rPr>
-          <w:rFonts w:ascii="Consolas" w:hAnsi="Consolas"/>
-          <w:sz w:val="17"/>
-          <w:lang w:val="es-CO"/>
-        </w:rPr>
-        <w:t>join</w:t>
-      </w:r>
-      <w:proofErr w:type="spellEnd"/>
-      <w:r>
-        <w:rPr>
-          <w:rFonts w:ascii="Consolas" w:hAnsi="Consolas"/>
-          <w:sz w:val="17"/>
-          <w:lang w:val="es-CO"/>
-        </w:rPr>
-        <w:t xml:space="preserve"> </w:t>
-      </w:r>
-      <w:proofErr w:type="spellStart"/>
-      <w:r>
-        <w:rPr>
-          <w:rFonts w:ascii="Consolas" w:hAnsi="Consolas"/>
-          <w:sz w:val="17"/>
-          <w:lang w:val="es-CO"/>
-        </w:rPr>
-        <w:t>brechas_seguridad.organizacion</w:t>
-      </w:r>
-      <w:proofErr w:type="spellEnd"/>
-      <w:r>
-        <w:rPr>
-          <w:rFonts w:ascii="Consolas" w:hAnsi="Consolas"/>
-          <w:sz w:val="17"/>
-          <w:lang w:val="es-CO"/>
-        </w:rPr>
-        <w:t xml:space="preserve"> </w:t>
-      </w:r>
-      <w:proofErr w:type="spellStart"/>
-      <w:r>
-        <w:rPr>
-          <w:rFonts w:ascii="Consolas" w:hAnsi="Consolas"/>
-          <w:sz w:val="17"/>
-          <w:lang w:val="es-CO"/>
-        </w:rPr>
-        <w:t>o</w:t>
-      </w:r>
-      <w:proofErr w:type="spellEnd"/>
       <w:r>
         <w:rPr>
           <w:sz w:val="21"/>
@@ -758,104 +263,7 @@
           <w:sz w:val="17"/>
           <w:lang w:val="es-CO"/>
         </w:rPr>
-        <w:t xml:space="preserve">    </w:t>
-      </w:r>
-      <w:proofErr w:type="spellStart"/>
-      <w:r>
-        <w:rPr>
-          <w:rFonts w:ascii="Consolas" w:hAnsi="Consolas"/>
-          <w:sz w:val="17"/>
-          <w:lang w:val="es-CO"/>
-        </w:rPr>
-        <w:t>on</w:t>
-      </w:r>
-      <w:proofErr w:type="spellEnd"/>
-      <w:r>
-        <w:rPr>
-          <w:rFonts w:ascii="Consolas" w:hAnsi="Consolas"/>
-          <w:sz w:val="17"/>
-          <w:lang w:val="es-CO"/>
-        </w:rPr>
-        <w:t xml:space="preserve"> </w:t>
-      </w:r>
-      <w:proofErr w:type="spellStart"/>
-      <w:r>
-        <w:rPr>
-          <w:rFonts w:ascii="Consolas" w:hAnsi="Consolas"/>
-          <w:sz w:val="17"/>
-          <w:lang w:val="es-CO"/>
-        </w:rPr>
-        <w:t>o.id_organizacion</w:t>
-      </w:r>
-      <w:proofErr w:type="spellEnd"/>
-      <w:r>
-        <w:rPr>
-          <w:rFonts w:ascii="Consolas" w:hAnsi="Consolas"/>
-          <w:sz w:val="17"/>
-          <w:lang w:val="es-CO"/>
-        </w:rPr>
-        <w:t xml:space="preserve"> = </w:t>
-      </w:r>
-      <w:proofErr w:type="spellStart"/>
-      <w:r>
-        <w:rPr>
-          <w:rFonts w:ascii="Consolas" w:hAnsi="Consolas"/>
-          <w:sz w:val="17"/>
-          <w:lang w:val="es-CO"/>
-        </w:rPr>
-        <w:t>b.id_organizacion</w:t>
-      </w:r>
-      <w:proofErr w:type="spellEnd"/>
-      <w:r>
-        <w:rPr>
-          <w:sz w:val="21"/>
-          <w:lang w:val="es-CO"/>
-        </w:rPr>
-        <w:br/>
-      </w:r>
-      <w:proofErr w:type="spellStart"/>
-      <w:r>
-        <w:rPr>
-          <w:rFonts w:ascii="Consolas" w:hAnsi="Consolas"/>
-          <w:sz w:val="17"/>
-          <w:lang w:val="es-CO"/>
-        </w:rPr>
-        <w:t>wh</w:t>
-      </w:r>
-      <w:r>
-        <w:rPr>
-          <w:rFonts w:ascii="Consolas" w:hAnsi="Consolas"/>
-          <w:sz w:val="17"/>
-          <w:lang w:val="es-CO"/>
-        </w:rPr>
-        <w:t>ere</w:t>
-      </w:r>
-      <w:proofErr w:type="spellEnd"/>
-      <w:r>
-        <w:rPr>
-          <w:rFonts w:ascii="Consolas" w:hAnsi="Consolas"/>
-          <w:sz w:val="17"/>
-          <w:lang w:val="es-CO"/>
-        </w:rPr>
-        <w:t xml:space="preserve"> </w:t>
-      </w:r>
-      <w:proofErr w:type="spellStart"/>
-      <w:r>
-        <w:rPr>
-          <w:rFonts w:ascii="Consolas" w:hAnsi="Consolas"/>
-          <w:sz w:val="17"/>
-          <w:lang w:val="es-CO"/>
-        </w:rPr>
-        <w:t>u.codigo_usuario</w:t>
-      </w:r>
-      <w:proofErr w:type="spellEnd"/>
-      <w:r>
-        <w:rPr>
-          <w:rFonts w:ascii="Consolas" w:hAnsi="Consolas"/>
-          <w:sz w:val="17"/>
-          <w:lang w:val="es-CO"/>
-        </w:rPr>
-        <w:t xml:space="preserve"> = 'US-002823'</w:t>
+        <w:t xml:space="preserve">    on e.codigo_usuario = u.codigo_usuario</w:t>
       </w:r>
       <w:r>
         <w:rPr>
@@ -864,59 +272,118 @@
         </w:rPr>
         <w:br/>
       </w:r>
-      <w:proofErr w:type="spellStart"/>
       <w:r>
         <w:rPr>
           <w:rFonts w:ascii="Consolas" w:hAnsi="Consolas"/>
           <w:sz w:val="17"/>
           <w:lang w:val="es-CO"/>
         </w:rPr>
-        <w:t>order</w:t>
+        <w:t>join brechas_seguridad.brecha b</w:t>
       </w:r>
-      <w:proofErr w:type="spellEnd"/>
+      <w:r>
+        <w:rPr>
+          <w:sz w:val="21"/>
+          <w:lang w:val="es-CO"/>
+        </w:rPr>
+        <w:br/>
+      </w:r>
       <w:r>
         <w:rPr>
           <w:rFonts w:ascii="Consolas" w:hAnsi="Consolas"/>
           <w:sz w:val="17"/>
           <w:lang w:val="es-CO"/>
         </w:rPr>
-        <w:t xml:space="preserve"> </w:t>
+        <w:t xml:space="preserve">    on b.codigo_brecha = e.codigo_brecha</w:t>
       </w:r>
-      <w:proofErr w:type="spellStart"/>
+      <w:r>
+        <w:rPr>
+          <w:sz w:val="21"/>
+          <w:lang w:val="es-CO"/>
+        </w:rPr>
+        <w:br/>
+      </w:r>
       <w:r>
         <w:rPr>
           <w:rFonts w:ascii="Consolas" w:hAnsi="Consolas"/>
           <w:sz w:val="17"/>
           <w:lang w:val="es-CO"/>
         </w:rPr>
-        <w:t>by</w:t>
+        <w:t>join brechas_seguridad.tipo_dato_expuesto t</w:t>
       </w:r>
-      <w:proofErr w:type="spellEnd"/>
+      <w:r>
+        <w:rPr>
+          <w:sz w:val="21"/>
+          <w:lang w:val="es-CO"/>
+        </w:rPr>
+        <w:br/>
+      </w:r>
       <w:r>
         <w:rPr>
           <w:rFonts w:ascii="Consolas" w:hAnsi="Consolas"/>
           <w:sz w:val="17"/>
           <w:lang w:val="es-CO"/>
         </w:rPr>
-        <w:t xml:space="preserve"> </w:t>
+        <w:t xml:space="preserve">    on t.id_tipo_dato = e.id_tipo_dato</w:t>
       </w:r>
-      <w:proofErr w:type="spellStart"/>
+      <w:r>
+        <w:rPr>
+          <w:sz w:val="21"/>
+          <w:lang w:val="es-CO"/>
+        </w:rPr>
+        <w:br/>
+      </w:r>
       <w:r>
         <w:rPr>
           <w:rFonts w:ascii="Consolas" w:hAnsi="Consolas"/>
           <w:sz w:val="17"/>
           <w:lang w:val="es-CO"/>
         </w:rPr>
-        <w:t>e.fecha_notificacion_usuario</w:t>
+        <w:t>join brechas_seguridad.organizacion o</w:t>
       </w:r>
-      <w:proofErr w:type="spellEnd"/>
+      <w:r>
+        <w:rPr>
+          <w:sz w:val="21"/>
+          <w:lang w:val="es-CO"/>
+        </w:rPr>
+        <w:br/>
+      </w:r>
       <w:r>
         <w:rPr>
           <w:rFonts w:ascii="Consolas" w:hAnsi="Consolas"/>
           <w:sz w:val="17"/>
           <w:lang w:val="es-CO"/>
         </w:rPr>
-        <w:t>;</w:t>
+        <w:t xml:space="preserve">    on o.id_organizacion = b.id_organizacion</w:t>
+      </w:r>
+      <w:r>
+        <w:rPr>
+          <w:sz w:val="21"/>
+          <w:lang w:val="es-CO"/>
+        </w:rPr>
+        <w:br/>
+      </w:r>
+      <w:r>
+        <w:rPr>
+          <w:rFonts w:ascii="Consolas" w:hAnsi="Consolas"/>
+          <w:sz w:val="17"/>
+          <w:lang w:val="es-CO"/>
+        </w:rPr>
+        <w:t>where u.codigo_usuario = 'US-002823'</w:t>
+      </w:r>
+      <w:r>
+        <w:rPr>
+          <w:sz w:val="21"/>
+          <w:lang w:val="es-CO"/>
+        </w:rPr>
+        <w:br/>
+      </w:r>
+      <w:r>
+        <w:rPr>
+          <w:rFonts w:ascii="Consolas" w:hAnsi="Consolas"/>
+          <w:sz w:val="17"/>
+          <w:lang w:val="es-CO"/>
+        </w:rPr>
+        <w:t>order by e.fecha_notificacion_usuario;</w:t>
       </w:r>
     </w:p>
     <w:p>
@@ -947,14 +414,7 @@
           <w:sz w:val="21"/>
           <w:lang w:val="es-CO"/>
         </w:rPr>
-        <w:t>Para el usuario US-002823 se obtuvieron 16 registros asociados a 14 brechas distintas. La diferencia se debe a que en algunas brechas se expusieron varios tipos de dato pa</w:t>
-      </w:r>
-      <w:r>
-        <w:rPr>
-          <w:sz w:val="21"/>
-          <w:lang w:val="es-CO"/>
-        </w:rPr>
-        <w:t>ra el mismo usuario.</w:t>
+        <w:t>Para el usuario US-002823 se obtuvieron 16 registros asociados a 14 brechas distintas. La diferencia se debe a que en algunas brechas se expusieron varios tipos de dato para el mismo usuario.</w:t>
       </w:r>
     </w:p>
     <w:p>
@@ -968,7 +428,7 @@
           <w:sz w:val="21"/>
         </w:rPr>
         <w:drawing>
-          <wp:inline distT="0" distB="0" distL="0" distR="0" wp14:anchorId="40F7BE60" wp14:editId="7B4F4CD3">
+          <wp:inline distT="0" distB="0" distL="0" distR="0" wp14:anchorId="7EA98AE4" wp14:editId="4942471C">
             <wp:extent cx="6035040" cy="2076704"/>
             <wp:effectExtent l="0" t="0" r="0" b="0"/>
             <wp:docPr id="1" name="Picture 1"/>
@@ -1069,46 +529,7 @@
           <w:sz w:val="21"/>
           <w:lang w:val="es-CO"/>
         </w:rPr>
-        <w:t xml:space="preserve">Antes de crear un índice adicional se ejecutó EXPLAIN (ANALYZE, BUFFERS). La medición base registró un </w:t>
-      </w:r>
-      <w:proofErr w:type="spellStart"/>
-      <w:r>
-        <w:rPr>
-          <w:sz w:val="21"/>
-          <w:lang w:val="es-CO"/>
-        </w:rPr>
-        <w:t>Planning</w:t>
-      </w:r>
-      <w:proofErr w:type="spellEnd"/>
-      <w:r>
-        <w:rPr>
-          <w:sz w:val="21"/>
-          <w:lang w:val="es-CO"/>
-        </w:rPr>
-        <w:t xml:space="preserve"> Time de 0.858 ms y un </w:t>
-      </w:r>
-      <w:proofErr w:type="spellStart"/>
-      <w:r>
-        <w:rPr>
-          <w:sz w:val="21"/>
-          <w:lang w:val="es-CO"/>
-        </w:rPr>
-        <w:t>Execution</w:t>
-      </w:r>
-      <w:proofErr w:type="spellEnd"/>
-      <w:r>
-        <w:rPr>
-          <w:sz w:val="21"/>
-          <w:lang w:val="es-CO"/>
-        </w:rPr>
-        <w:t xml:space="preserve"> Time d</w:t>
-      </w:r>
-      <w:r>
-        <w:rPr>
-          <w:sz w:val="21"/>
-          <w:lang w:val="es-CO"/>
-        </w:rPr>
-        <w:t>e 3.512 ms.</w:t>
+        <w:t>Antes de crear un índice adicional se ejecutó EXPLAIN (ANALYZE, BUFFERS). La medición base registró un Planning Time de 3.183 ms y un Execution Time de 4.086 ms.</w:t>
       </w:r>
     </w:p>
     <w:p>
@@ -1123,55 +544,7 @@
           <w:sz w:val="21"/>
           <w:lang w:val="es-CO"/>
         </w:rPr>
-        <w:t xml:space="preserve">El plan inicial realizaba un </w:t>
-      </w:r>
-      <w:proofErr w:type="spellStart"/>
-      <w:r>
-        <w:rPr>
-          <w:sz w:val="21"/>
-          <w:lang w:val="es-CO"/>
-        </w:rPr>
-        <w:t>Sequential</w:t>
-      </w:r>
-      <w:proofErr w:type="spellEnd"/>
-      <w:r>
-        <w:rPr>
-          <w:sz w:val="21"/>
-          <w:lang w:val="es-CO"/>
-        </w:rPr>
-        <w:t xml:space="preserve"> </w:t>
-      </w:r>
-      <w:proofErr w:type="spellStart"/>
-      <w:r>
-        <w:rPr>
-          <w:sz w:val="21"/>
-          <w:lang w:val="es-CO"/>
-        </w:rPr>
-        <w:t>Scan</w:t>
-      </w:r>
-      <w:proofErr w:type="spellEnd"/>
-      <w:r>
-        <w:rPr>
-          <w:sz w:val="21"/>
-          <w:lang w:val="es-CO"/>
-        </w:rPr>
-        <w:t xml:space="preserve"> sobre </w:t>
-      </w:r>
-      <w:proofErr w:type="spellStart"/>
-      <w:r>
-        <w:rPr>
-          <w:sz w:val="21"/>
-          <w:lang w:val="es-CO"/>
-        </w:rPr>
-        <w:t>exposicion_usuario_brecha</w:t>
-      </w:r>
-      <w:proofErr w:type="spellEnd"/>
-      <w:r>
-        <w:rPr>
-          <w:sz w:val="21"/>
-          <w:lang w:val="es-CO"/>
-        </w:rPr>
-        <w:t xml:space="preserve"> y recorría 40.000 registros para conservar únicamente las filas del usuario consultado, descartando 39.984 registros.</w:t>
+        <w:t>El plan inicial realizaba un Sequential Scan sobre exposicion_usuario_brecha y recorría 40.000 registros para conservar únicamente las filas del usuario consultado, descartando 39.984 registros.</w:t>
       </w:r>
     </w:p>
     <w:p>
@@ -1182,13 +555,12 @@
       <w:r>
         <w:rPr>
           <w:noProof/>
-          <w:sz w:val="21"/>
         </w:rPr>
         <w:drawing>
-          <wp:inline distT="0" distB="0" distL="0" distR="0" wp14:anchorId="2C4346B2" wp14:editId="2BFBE0E0">
-            <wp:extent cx="5303520" cy="683223"/>
-            <wp:effectExtent l="0" t="0" r="0" b="0"/>
-            <wp:docPr id="2" name="Picture 2"/>
+          <wp:inline distT="0" distB="0" distL="0" distR="0" wp14:anchorId="601C753C" wp14:editId="31947065">
+            <wp:extent cx="4053840" cy="3566160"/>
+            <wp:effectExtent l="0" t="0" r="3810" b="0"/>
+            <wp:docPr id="7" name="Imagen 7"/>
             <wp:cNvGraphicFramePr>
               <a:graphicFrameLocks xmlns:a="http://schemas.openxmlformats.org/drawingml/2006/main" noChangeAspect="1"/>
             </wp:cNvGraphicFramePr>
@@ -1196,11 +568,69 @@
               <a:graphicData uri="http://schemas.openxmlformats.org/drawingml/2006/picture">
                 <pic:pic xmlns:pic="http://schemas.openxmlformats.org/drawingml/2006/picture">
                   <pic:nvPicPr>
-                    <pic:cNvPr id="0" name="image(20260925-032955).png"/>
+                    <pic:cNvPr id="0" name="Picture 3"/>
+                    <pic:cNvPicPr>
+                      <a:picLocks noChangeAspect="1" noChangeArrowheads="1"/>
+                    </pic:cNvPicPr>
+                  </pic:nvPicPr>
+                  <pic:blipFill>
+                    <a:blip r:embed="rId7">
+                      <a:extLst>
+                        <a:ext uri="{28A0092B-C50C-407E-A947-70E740481C1C}">
+                          <a14:useLocalDpi xmlns:a14="http://schemas.microsoft.com/office/drawing/2010/main" val="0"/>
+                        </a:ext>
+                      </a:extLst>
+                    </a:blip>
+                    <a:srcRect/>
+                    <a:stretch>
+                      <a:fillRect/>
+                    </a:stretch>
+                  </pic:blipFill>
+                  <pic:spPr bwMode="auto">
+                    <a:xfrm>
+                      <a:off x="0" y="0"/>
+                      <a:ext cx="4063544" cy="3574697"/>
+                    </a:xfrm>
+                    <a:prstGeom prst="rect">
+                      <a:avLst/>
+                    </a:prstGeom>
+                    <a:noFill/>
+                    <a:ln>
+                      <a:noFill/>
+                    </a:ln>
+                  </pic:spPr>
+                </pic:pic>
+              </a:graphicData>
+            </a:graphic>
+          </wp:inline>
+        </w:drawing>
+      </w:r>
+    </w:p>
+    <w:p>
+      <w:pPr>
+        <w:jc w:val="center"/>
+      </w:pPr>
+      <w:r>
+        <w:rPr>
+          <w:noProof/>
+        </w:rPr>
+        <w:drawing>
+          <wp:inline distT="0" distB="0" distL="0" distR="0" wp14:anchorId="69B23CBC" wp14:editId="25422F6A">
+            <wp:extent cx="3954780" cy="3520354"/>
+            <wp:effectExtent l="0" t="0" r="7620" b="4445"/>
+            <wp:docPr id="4" name="Picture 4"/>
+            <wp:cNvGraphicFramePr>
+              <a:graphicFrameLocks xmlns:a="http://schemas.openxmlformats.org/drawingml/2006/main" noChangeAspect="1"/>
+            </wp:cNvGraphicFramePr>
+            <a:graphic xmlns:a="http://schemas.openxmlformats.org/drawingml/2006/main">
+              <a:graphicData uri="http://schemas.openxmlformats.org/drawingml/2006/picture">
+                <pic:pic xmlns:pic="http://schemas.openxmlformats.org/drawingml/2006/picture">
+                  <pic:nvPicPr>
+                    <pic:cNvPr id="0" name="codex-clipboard-d4d2fdec-c769-44ac-913b-317e8b9c4fe8.png"/>
                     <pic:cNvPicPr/>
                   </pic:nvPicPr>
                   <pic:blipFill>
-                    <a:blip r:embed="rId7"/>
+                    <a:blip r:embed="rId8"/>
                     <a:stretch>
                       <a:fillRect/>
                     </a:stretch>
@@ -1208,7 +638,7 @@
                   <pic:spPr>
                     <a:xfrm>
                       <a:off x="0" y="0"/>
-                      <a:ext cx="5303520" cy="683223"/>
+                      <a:ext cx="3958365" cy="3523545"/>
                     </a:xfrm>
                     <a:prstGeom prst="rect">
                       <a:avLst/>
@@ -1249,94 +679,7 @@
           <w:sz w:val="21"/>
           <w:lang w:val="es-CO"/>
         </w:rPr>
-        <w:t xml:space="preserve">Se creó un índice compuesto que comienza por </w:t>
-      </w:r>
-      <w:proofErr w:type="spellStart"/>
-      <w:r>
-        <w:rPr>
-          <w:sz w:val="21"/>
-          <w:lang w:val="es-CO"/>
-        </w:rPr>
-        <w:t>codigo_usuario</w:t>
-      </w:r>
-      <w:proofErr w:type="spellEnd"/>
-      <w:r>
-        <w:rPr>
-          <w:sz w:val="21"/>
-          <w:lang w:val="es-CO"/>
-        </w:rPr>
-        <w:t xml:space="preserve"> y </w:t>
-      </w:r>
-      <w:proofErr w:type="spellStart"/>
-      <w:r>
-        <w:rPr>
-          <w:sz w:val="21"/>
-          <w:lang w:val="es-CO"/>
-        </w:rPr>
-        <w:t>fecha_notificacion_usuario</w:t>
-      </w:r>
-      <w:proofErr w:type="spellEnd"/>
-      <w:r>
-        <w:rPr>
-          <w:sz w:val="21"/>
-          <w:lang w:val="es-CO"/>
-        </w:rPr>
-        <w:t xml:space="preserve">. Además, se incluyeron </w:t>
-      </w:r>
-      <w:proofErr w:type="spellStart"/>
-      <w:r>
-        <w:rPr>
-          <w:sz w:val="21"/>
-          <w:lang w:val="es-CO"/>
-        </w:rPr>
-        <w:t>codigo_brecha</w:t>
-      </w:r>
-      <w:proofErr w:type="spellEnd"/>
-      <w:r>
-        <w:rPr>
-          <w:sz w:val="21"/>
-          <w:lang w:val="es-CO"/>
-        </w:rPr>
-        <w:t xml:space="preserve"> e </w:t>
-      </w:r>
-      <w:proofErr w:type="spellStart"/>
-      <w:r>
-        <w:rPr>
-          <w:sz w:val="21"/>
-          <w:lang w:val="es-CO"/>
-        </w:rPr>
-        <w:t>id_tipo_dato</w:t>
-      </w:r>
-      <w:proofErr w:type="spellEnd"/>
-      <w:r>
-        <w:rPr>
-          <w:sz w:val="21"/>
-          <w:lang w:val="es-CO"/>
-        </w:rPr>
-        <w:t xml:space="preserve"> para disponer de los valores necesarios en los </w:t>
-      </w:r>
-      <w:proofErr w:type="spellStart"/>
-      <w:r>
-        <w:rPr>
-          <w:sz w:val="21"/>
-          <w:lang w:val="es-CO"/>
-        </w:rPr>
-        <w:t>joins</w:t>
-      </w:r>
-      <w:proofErr w:type="spellEnd"/>
-      <w:r>
-        <w:rPr>
-          <w:sz w:val="21"/>
-          <w:lang w:val="es-CO"/>
-        </w:rPr>
-        <w:t xml:space="preserve"> sin obligar a Postg</w:t>
-      </w:r>
-      <w:r>
-        <w:rPr>
-          <w:sz w:val="21"/>
-          <w:lang w:val="es-CO"/>
-        </w:rPr>
-        <w:t>reSQL a consultar la tabla para cada coincidencia.</w:t>
+        <w:t>Se creó un índice compuesto que comienza por codigo_usuario y fecha_notificacion_usuario. Además, se incluyeron codigo_brecha e id_tipo_dato para disponer de los valores necesarios en los joins sin obligar a PostgreSQL a consultar la tabla para cada coincidencia.</w:t>
       </w:r>
     </w:p>
     <w:p>
@@ -1347,112 +690,14 @@
           <w:lang w:val="es-CO"/>
         </w:rPr>
       </w:pPr>
-      <w:proofErr w:type="spellStart"/>
       <w:r>
         <w:rPr>
           <w:rFonts w:ascii="Consolas" w:hAnsi="Consolas"/>
           <w:sz w:val="17"/>
           <w:lang w:val="es-CO"/>
         </w:rPr>
-        <w:t>create</w:t>
-      </w:r>
-      <w:proofErr w:type="spellEnd"/>
-      <w:r>
-        <w:rPr>
-          <w:rFonts w:ascii="Consolas" w:hAnsi="Consolas"/>
-          <w:sz w:val="17"/>
-          <w:lang w:val="es-CO"/>
-        </w:rPr>
-        <w:t xml:space="preserve"> </w:t>
-      </w:r>
-      <w:proofErr w:type="spellStart"/>
-      <w:r>
-        <w:rPr>
-          <w:rFonts w:ascii="Consolas" w:hAnsi="Consolas"/>
-          <w:sz w:val="17"/>
-          <w:lang w:val="es-CO"/>
-        </w:rPr>
-        <w:t>index</w:t>
-      </w:r>
-      <w:proofErr w:type="spellEnd"/>
-      <w:r>
-        <w:rPr>
-          <w:rFonts w:ascii="Consolas" w:hAnsi="Consolas"/>
-          <w:sz w:val="17"/>
-          <w:lang w:val="es-CO"/>
-        </w:rPr>
-        <w:t xml:space="preserve"> </w:t>
-      </w:r>
-      <w:proofErr w:type="spellStart"/>
-      <w:r>
-        <w:rPr>
-          <w:rFonts w:ascii="Consolas" w:hAnsi="Consolas"/>
-          <w:sz w:val="17"/>
-          <w:lang w:val="es-CO"/>
-        </w:rPr>
-        <w:t>idx_exposicion_usuario_fecha</w:t>
-      </w:r>
-      <w:proofErr w:type="spellEnd"/>
-      <w:r>
-        <w:rPr>
-          <w:sz w:val="21"/>
-          <w:lang w:val="es-CO"/>
-        </w:rPr>
-        <w:br/>
-      </w:r>
-      <w:proofErr w:type="spellStart"/>
-      <w:r>
-        <w:rPr>
-          <w:rFonts w:ascii="Consolas" w:hAnsi="Consolas"/>
-          <w:sz w:val="17"/>
-          <w:lang w:val="es-CO"/>
-        </w:rPr>
-        <w:t>on</w:t>
-      </w:r>
-      <w:proofErr w:type="spellEnd"/>
-      <w:r>
-        <w:rPr>
-          <w:rFonts w:ascii="Consolas" w:hAnsi="Consolas"/>
-          <w:sz w:val="17"/>
-          <w:lang w:val="es-CO"/>
-        </w:rPr>
-        <w:t xml:space="preserve"> </w:t>
-      </w:r>
-      <w:proofErr w:type="spellStart"/>
-      <w:r>
-        <w:rPr>
-          <w:rFonts w:ascii="Consolas" w:hAnsi="Consolas"/>
-          <w:sz w:val="17"/>
-          <w:lang w:val="es-CO"/>
-        </w:rPr>
-        <w:t>brechas_</w:t>
-      </w:r>
-      <w:proofErr w:type="gramStart"/>
-      <w:r>
-        <w:rPr>
-          <w:rFonts w:ascii="Consolas" w:hAnsi="Consolas"/>
-          <w:sz w:val="17"/>
-          <w:lang w:val="es-CO"/>
-        </w:rPr>
-        <w:t>seguridad.exposicion</w:t>
-      </w:r>
-      <w:proofErr w:type="gramEnd"/>
-      <w:r>
-        <w:rPr>
-          <w:rFonts w:ascii="Consolas" w:hAnsi="Consolas"/>
-          <w:sz w:val="17"/>
-          <w:lang w:val="es-CO"/>
-        </w:rPr>
-        <w:t>_usuario_brecha</w:t>
-      </w:r>
-      <w:proofErr w:type="spellEnd"/>
-      <w:r>
-        <w:rPr>
-          <w:rFonts w:ascii="Consolas" w:hAnsi="Consolas"/>
-          <w:sz w:val="17"/>
-          <w:lang w:val="es-CO"/>
-        </w:rPr>
-        <w:t xml:space="preserve"> (</w:t>
+        <w:lastRenderedPageBreak/>
+        <w:t>create index idx_exposicion_usuario_fecha</w:t>
       </w:r>
       <w:r>
         <w:rPr>
@@ -1467,25 +712,7 @@
           <w:sz w:val="17"/>
           <w:lang w:val="es-CO"/>
         </w:rPr>
-        <w:t xml:space="preserve">    </w:t>
-      </w:r>
-      <w:proofErr w:type="spellStart"/>
-      <w:r>
-        <w:rPr>
-          <w:rFonts w:ascii="Consolas" w:hAnsi="Consolas"/>
-          <w:sz w:val="17"/>
-          <w:lang w:val="es-CO"/>
-        </w:rPr>
-        <w:t>codigo_usuario</w:t>
-      </w:r>
-      <w:proofErr w:type="spellEnd"/>
-      <w:r>
-        <w:rPr>
-          <w:rFonts w:ascii="Consolas" w:hAnsi="Consolas"/>
-          <w:sz w:val="17"/>
-          <w:lang w:val="es-CO"/>
-        </w:rPr>
-        <w:t>,</w:t>
+        <w:t>on brechas_seguridad.exposicion_usuario_brecha (</w:t>
       </w:r>
       <w:r>
         <w:rPr>
@@ -1500,18 +727,23 @@
           <w:sz w:val="17"/>
           <w:lang w:val="es-CO"/>
         </w:rPr>
-        <w:t xml:space="preserve">    </w:t>
+        <w:t xml:space="preserve">    codigo_usuario,</w:t>
       </w:r>
-      <w:proofErr w:type="spellStart"/>
+      <w:r>
+        <w:rPr>
+          <w:sz w:val="21"/>
+          <w:lang w:val="es-CO"/>
+        </w:rPr>
+        <w:br/>
+      </w:r>
       <w:r>
         <w:rPr>
           <w:rFonts w:ascii="Consolas" w:hAnsi="Consolas"/>
           <w:sz w:val="17"/>
           <w:lang w:val="es-CO"/>
         </w:rPr>
-        <w:t>fecha_notificacion_usuario</w:t>
+        <w:t xml:space="preserve">    fecha_notificacion_usuario</w:t>
       </w:r>
-      <w:proofErr w:type="spellEnd"/>
       <w:r>
         <w:rPr>
           <w:sz w:val="21"/>
@@ -1534,23 +766,13 @@
         </w:rPr>
         <w:br/>
       </w:r>
-      <w:proofErr w:type="spellStart"/>
       <w:r>
         <w:rPr>
           <w:rFonts w:ascii="Consolas" w:hAnsi="Consolas"/>
           <w:sz w:val="17"/>
           <w:lang w:val="es-CO"/>
         </w:rPr>
-        <w:t>include</w:t>
-      </w:r>
-      <w:proofErr w:type="spellEnd"/>
-      <w:r>
-        <w:rPr>
-          <w:rFonts w:ascii="Consolas" w:hAnsi="Consolas"/>
-          <w:sz w:val="17"/>
-          <w:lang w:val="es-CO"/>
-        </w:rPr>
-        <w:t xml:space="preserve"> (</w:t>
+        <w:t>include (</w:t>
       </w:r>
       <w:r>
         <w:rPr>
@@ -1565,25 +787,7 @@
           <w:sz w:val="17"/>
           <w:lang w:val="es-CO"/>
         </w:rPr>
-        <w:t xml:space="preserve">    </w:t>
-      </w:r>
-      <w:proofErr w:type="spellStart"/>
-      <w:r>
-        <w:rPr>
-          <w:rFonts w:ascii="Consolas" w:hAnsi="Consolas"/>
-          <w:sz w:val="17"/>
-          <w:lang w:val="es-CO"/>
-        </w:rPr>
-        <w:t>codigo_brecha</w:t>
-      </w:r>
-      <w:proofErr w:type="spellEnd"/>
-      <w:r>
-        <w:rPr>
-          <w:rFonts w:ascii="Consolas" w:hAnsi="Consolas"/>
-          <w:sz w:val="17"/>
-          <w:lang w:val="es-CO"/>
-        </w:rPr>
-        <w:t>,</w:t>
+        <w:t xml:space="preserve">    codigo_brecha,</w:t>
       </w:r>
       <w:r>
         <w:rPr>
@@ -1598,18 +802,8 @@
           <w:sz w:val="17"/>
           <w:lang w:val="es-CO"/>
         </w:rPr>
-        <w:t xml:space="preserve">    </w:t>
+        <w:t xml:space="preserve">    id_tipo_dato</w:t>
       </w:r>
-      <w:proofErr w:type="spellStart"/>
-      <w:r>
-        <w:rPr>
-          <w:rFonts w:ascii="Consolas" w:hAnsi="Consolas"/>
-          <w:sz w:val="17"/>
-          <w:lang w:val="es-CO"/>
-        </w:rPr>
-        <w:t>id_tipo_dato</w:t>
-      </w:r>
-      <w:proofErr w:type="spellEnd"/>
       <w:r>
         <w:rPr>
           <w:sz w:val="21"/>
@@ -1639,94 +833,23 @@
           <w:highlight w:val="yellow"/>
           <w:lang w:val="es-CO"/>
         </w:rPr>
-        <w:t xml:space="preserve">Plan de </w:t>
-      </w:r>
-      <w:r>
-        <w:rPr>
-          <w:highlight w:val="yellow"/>
-          <w:lang w:val="es-CO"/>
-        </w:rPr>
-        <w:t>ejecución optimizado</w:t>
+        <w:t>Plan de ejecución optimizado</w:t>
       </w:r>
     </w:p>
     <w:p>
       <w:pPr>
         <w:spacing w:after="60" w:line="240" w:lineRule="auto"/>
+        <w:rPr>
+          <w:sz w:val="21"/>
+          <w:lang w:val="es-CO"/>
+        </w:rPr>
       </w:pPr>
       <w:r>
         <w:rPr>
           <w:sz w:val="21"/>
           <w:lang w:val="es-CO"/>
         </w:rPr>
-        <w:t xml:space="preserve">Con el índice activo, PostgreSQL utilizó un </w:t>
-      </w:r>
-      <w:proofErr w:type="spellStart"/>
-      <w:r>
-        <w:rPr>
-          <w:sz w:val="21"/>
-          <w:lang w:val="es-CO"/>
-        </w:rPr>
-        <w:t>Index</w:t>
-      </w:r>
-      <w:proofErr w:type="spellEnd"/>
-      <w:r>
-        <w:rPr>
-          <w:sz w:val="21"/>
-          <w:lang w:val="es-CO"/>
-        </w:rPr>
-        <w:t xml:space="preserve"> </w:t>
-      </w:r>
-      <w:proofErr w:type="spellStart"/>
-      <w:r>
-        <w:rPr>
-          <w:sz w:val="21"/>
-          <w:lang w:val="es-CO"/>
-        </w:rPr>
-        <w:t>Only</w:t>
-      </w:r>
-      <w:proofErr w:type="spellEnd"/>
-      <w:r>
-        <w:rPr>
-          <w:sz w:val="21"/>
-          <w:lang w:val="es-CO"/>
-        </w:rPr>
-        <w:t xml:space="preserve"> </w:t>
-      </w:r>
-      <w:proofErr w:type="spellStart"/>
-      <w:r>
-        <w:rPr>
-          <w:sz w:val="21"/>
-          <w:lang w:val="es-CO"/>
-        </w:rPr>
-        <w:t>Scan</w:t>
-      </w:r>
-      <w:proofErr w:type="spellEnd"/>
-      <w:r>
-        <w:rPr>
-          <w:sz w:val="21"/>
-          <w:lang w:val="es-CO"/>
-        </w:rPr>
-        <w:t xml:space="preserve"> para localizar directamente las exposiciones del usuario US-002823. </w:t>
-      </w:r>
-      <w:r>
-        <w:rPr>
-          <w:sz w:val="21"/>
-        </w:rPr>
-        <w:t xml:space="preserve">El Planning Time </w:t>
-      </w:r>
-      <w:proofErr w:type="spellStart"/>
-      <w:r>
-        <w:rPr>
-          <w:sz w:val="21"/>
-        </w:rPr>
-        <w:t>fue</w:t>
-      </w:r>
-      <w:proofErr w:type="spellEnd"/>
-      <w:r>
-        <w:rPr>
-          <w:sz w:val="21"/>
-        </w:rPr>
-        <w:t xml:space="preserve"> de 0.890 ms y el Execution Time bajó a 0.435 ms.</w:t>
+        <w:t>Con el índice activo, PostgreSQL utilizó un Index Only Scan para localizar directamente las exposiciones del usuario US-002823. El Planning Time fue de 0.776 ms y el Execution Time bajó a 0.758 ms.</w:t>
       </w:r>
     </w:p>
     <w:p>
@@ -1737,13 +860,12 @@
       <w:r>
         <w:rPr>
           <w:noProof/>
-          <w:sz w:val="21"/>
         </w:rPr>
         <w:drawing>
-          <wp:inline distT="0" distB="0" distL="0" distR="0" wp14:anchorId="78EEAC6A" wp14:editId="775963CD">
-            <wp:extent cx="5303520" cy="518478"/>
-            <wp:effectExtent l="0" t="0" r="0" b="0"/>
-            <wp:docPr id="3" name="Picture 3"/>
+          <wp:inline distT="0" distB="0" distL="0" distR="0" wp14:anchorId="0E4574D1" wp14:editId="069CB971">
+            <wp:extent cx="4663440" cy="2566169"/>
+            <wp:effectExtent l="0" t="0" r="3810" b="5715"/>
+            <wp:docPr id="8" name="Imagen 8"/>
             <wp:cNvGraphicFramePr>
               <a:graphicFrameLocks xmlns:a="http://schemas.openxmlformats.org/drawingml/2006/main" noChangeAspect="1"/>
             </wp:cNvGraphicFramePr>
@@ -1751,11 +873,75 @@
               <a:graphicData uri="http://schemas.openxmlformats.org/drawingml/2006/picture">
                 <pic:pic xmlns:pic="http://schemas.openxmlformats.org/drawingml/2006/picture">
                   <pic:nvPicPr>
-                    <pic:cNvPr id="0" name="image(20260925-033040).png"/>
+                    <pic:cNvPr id="0" name="Picture 5"/>
+                    <pic:cNvPicPr>
+                      <a:picLocks noChangeAspect="1" noChangeArrowheads="1"/>
+                    </pic:cNvPicPr>
+                  </pic:nvPicPr>
+                  <pic:blipFill>
+                    <a:blip r:embed="rId9">
+                      <a:extLst>
+                        <a:ext uri="{28A0092B-C50C-407E-A947-70E740481C1C}">
+                          <a14:useLocalDpi xmlns:a14="http://schemas.microsoft.com/office/drawing/2010/main" val="0"/>
+                        </a:ext>
+                      </a:extLst>
+                    </a:blip>
+                    <a:srcRect/>
+                    <a:stretch>
+                      <a:fillRect/>
+                    </a:stretch>
+                  </pic:blipFill>
+                  <pic:spPr bwMode="auto">
+                    <a:xfrm>
+                      <a:off x="0" y="0"/>
+                      <a:ext cx="4675571" cy="2572844"/>
+                    </a:xfrm>
+                    <a:prstGeom prst="rect">
+                      <a:avLst/>
+                    </a:prstGeom>
+                    <a:noFill/>
+                    <a:ln>
+                      <a:noFill/>
+                    </a:ln>
+                  </pic:spPr>
+                </pic:pic>
+              </a:graphicData>
+            </a:graphic>
+          </wp:inline>
+        </w:drawing>
+      </w:r>
+    </w:p>
+    <w:p>
+      <w:pPr>
+        <w:spacing w:after="60" w:line="240" w:lineRule="auto"/>
+        <w:jc w:val="center"/>
+      </w:pPr>
+    </w:p>
+    <w:p>
+      <w:pPr>
+        <w:jc w:val="center"/>
+      </w:pPr>
+      <w:r>
+        <w:rPr>
+          <w:noProof/>
+        </w:rPr>
+        <w:drawing>
+          <wp:inline distT="0" distB="0" distL="0" distR="0" wp14:anchorId="74527A14" wp14:editId="1B225631">
+            <wp:extent cx="5943600" cy="2368502"/>
+            <wp:effectExtent l="0" t="0" r="0" b="0"/>
+            <wp:docPr id="5" name="Picture 5"/>
+            <wp:cNvGraphicFramePr>
+              <a:graphicFrameLocks xmlns:a="http://schemas.openxmlformats.org/drawingml/2006/main" noChangeAspect="1"/>
+            </wp:cNvGraphicFramePr>
+            <a:graphic xmlns:a="http://schemas.openxmlformats.org/drawingml/2006/main">
+              <a:graphicData uri="http://schemas.openxmlformats.org/drawingml/2006/picture">
+                <pic:pic xmlns:pic="http://schemas.openxmlformats.org/drawingml/2006/picture">
+                  <pic:nvPicPr>
+                    <pic:cNvPr id="0" name="codex-clipboard-502ef70d-4d51-4c92-81d5-d8bb0942c6f4.png"/>
                     <pic:cNvPicPr/>
                   </pic:nvPicPr>
                   <pic:blipFill>
-                    <a:blip r:embed="rId8"/>
+                    <a:blip r:embed="rId10"/>
                     <a:stretch>
                       <a:fillRect/>
                     </a:stretch>
@@ -1763,7 +949,7 @@
                   <pic:spPr>
                     <a:xfrm>
                       <a:off x="0" y="0"/>
-                      <a:ext cx="5303520" cy="518478"/>
+                      <a:ext cx="5943600" cy="2368502"/>
                     </a:xfrm>
                     <a:prstGeom prst="rect">
                       <a:avLst/>
@@ -1781,28 +967,12 @@
         <w:pStyle w:val="Ttulo1"/>
         <w:spacing w:before="120" w:after="60" w:line="240" w:lineRule="auto"/>
       </w:pPr>
-      <w:proofErr w:type="spellStart"/>
       <w:r>
         <w:rPr>
           <w:highlight w:val="yellow"/>
         </w:rPr>
-        <w:t>Comparación</w:t>
+        <w:t>Comparación de desempeño</w:t>
       </w:r>
-      <w:proofErr w:type="spellEnd"/>
-      <w:r>
-        <w:rPr>
-          <w:highlight w:val="yellow"/>
-        </w:rPr>
-        <w:t xml:space="preserve"> de </w:t>
-      </w:r>
-      <w:proofErr w:type="spellStart"/>
-      <w:r>
-        <w:rPr>
-          <w:highlight w:val="yellow"/>
-        </w:rPr>
-        <w:t>desempeño</w:t>
-      </w:r>
-      <w:proofErr w:type="spellEnd"/>
     </w:p>
     <w:tbl>
       <w:tblPr>
@@ -1903,10 +1073,7 @@
           </w:tcPr>
           <w:p>
             <w:r>
-              <w:rPr>
-                <w:sz w:val="19"/>
-              </w:rPr>
-              <w:t>0.858 ms</w:t>
+              <w:t>3.183 ms</w:t>
             </w:r>
           </w:p>
         </w:tc>
@@ -1917,10 +1084,7 @@
           </w:tcPr>
           <w:p>
             <w:r>
-              <w:rPr>
-                <w:sz w:val="19"/>
-              </w:rPr>
-              <w:t>3.512 ms</w:t>
+              <w:t>4.086 ms</w:t>
             </w:r>
           </w:p>
         </w:tc>
@@ -1964,10 +1128,7 @@
           </w:tcPr>
           <w:p>
             <w:r>
-              <w:rPr>
-                <w:sz w:val="19"/>
-              </w:rPr>
-              <w:t>0.890 ms</w:t>
+              <w:t>0.776 ms</w:t>
             </w:r>
           </w:p>
         </w:tc>
@@ -1978,10 +1139,7 @@
           </w:tcPr>
           <w:p>
             <w:r>
-              <w:rPr>
-                <w:sz w:val="19"/>
-              </w:rPr>
-              <w:t>0.435 ms</w:t>
+              <w:t>0.758 ms</w:t>
             </w:r>
           </w:p>
         </w:tc>
@@ -1992,10 +1150,7 @@
           </w:tcPr>
           <w:p>
             <w:r>
-              <w:rPr>
-                <w:sz w:val="19"/>
-              </w:rPr>
-              <w:t>87.6% menor</w:t>
+              <w:t>81.4% menor</w:t>
             </w:r>
           </w:p>
         </w:tc>
@@ -2022,30 +1177,7 @@
           <w:sz w:val="21"/>
           <w:lang w:val="es-CO"/>
         </w:rPr>
-        <w:t xml:space="preserve">El índice </w:t>
-      </w:r>
-      <w:proofErr w:type="spellStart"/>
-      <w:r>
-        <w:rPr>
-          <w:sz w:val="21"/>
-          <w:lang w:val="es-CO"/>
-        </w:rPr>
-        <w:t>idx_exposicion_usuario_fecha</w:t>
-      </w:r>
-      <w:proofErr w:type="spellEnd"/>
-      <w:r>
-        <w:rPr>
-          <w:sz w:val="21"/>
-          <w:lang w:val="es-CO"/>
-        </w:rPr>
-        <w:t xml:space="preserve"> eliminó el recorrido completo de la tabla de 40.000 exposiciones y permitió acceder directamente a las filas del usuario consultado. En la ejecución registrada, el tiempo pasó de 3.512 ms a 0.435 ms, una reducción aproximada de</w:t>
-      </w:r>
-      <w:r>
-        <w:rPr>
-          <w:sz w:val="21"/>
-          <w:lang w:val="es-CO"/>
-        </w:rPr>
-        <w:t>l 87.6%.</w:t>
+        <w:t>El índice idx_exposicion_usuario_fecha eliminó el recorrido completo de la tabla de 40.000 exposiciones y permitió acceder directamente a las filas del usuario consultado. En la ejecución registrada, el tiempo pasó de 4.086 ms a 0.758 ms, una reducción aproximada del 81.4%.</w:t>
       </w:r>
     </w:p>
     <w:p>
@@ -2060,62 +1192,8 @@
           <w:sz w:val="21"/>
           <w:lang w:val="es-CO"/>
         </w:rPr>
-        <w:t xml:space="preserve">La mejora se sustenta principalmente en el cambio del plan de acceso a </w:t>
-      </w:r>
-      <w:proofErr w:type="spellStart"/>
-      <w:r>
-        <w:rPr>
-          <w:sz w:val="21"/>
-          <w:lang w:val="es-CO"/>
-        </w:rPr>
-        <w:t>Index</w:t>
-      </w:r>
-      <w:proofErr w:type="spellEnd"/>
-      <w:r>
-        <w:rPr>
-          <w:sz w:val="21"/>
-          <w:lang w:val="es-CO"/>
-        </w:rPr>
-        <w:t xml:space="preserve"> </w:t>
-      </w:r>
-      <w:proofErr w:type="spellStart"/>
-      <w:r>
-        <w:rPr>
-          <w:sz w:val="21"/>
-          <w:lang w:val="es-CO"/>
-        </w:rPr>
-        <w:t>Only</w:t>
-      </w:r>
-      <w:proofErr w:type="spellEnd"/>
-      <w:r>
-        <w:rPr>
-          <w:sz w:val="21"/>
-          <w:lang w:val="es-CO"/>
-        </w:rPr>
-        <w:t xml:space="preserve"> </w:t>
-      </w:r>
-      <w:proofErr w:type="spellStart"/>
-      <w:r>
-        <w:rPr>
-          <w:sz w:val="21"/>
-          <w:lang w:val="es-CO"/>
-        </w:rPr>
-        <w:t>Scan</w:t>
-      </w:r>
-      <w:proofErr w:type="spellEnd"/>
-      <w:r>
-        <w:rPr>
-          <w:sz w:val="21"/>
-          <w:lang w:val="es-CO"/>
-        </w:rPr>
-        <w:t>. Los tiempos pueden variar entre ejecuciones por el estado de caché y del servidor, por lo que el uso efectivo del índice constituye la evidencia principal de l</w:t>
-      </w:r>
-      <w:r>
-        <w:rPr>
-          <w:sz w:val="21"/>
-          <w:lang w:val="es-CO"/>
-        </w:rPr>
-        <w:t>a optimización.</w:t>
+        <w:lastRenderedPageBreak/>
+        <w:t>La mejora se sustenta principalmente en el cambio del plan de acceso a Index Only Scan. Los tiempos pueden variar entre ejecuciones por el estado de caché y del servidor, por lo que el uso efectivo del índice constituye la evidencia principal de la optimización.</w:t>
       </w:r>
     </w:p>
     <w:sectPr>
@@ -2616,11 +1694,6 @@
     <w:lsdException w:name="Book Title" w:uiPriority="33" w:qFormat="1"/>
     <w:lsdException w:name="Bibliography" w:semiHidden="1" w:uiPriority="37" w:unhideWhenUsed="1"/>
     <w:lsdException w:name="TOC Heading" w:semiHidden="1" w:uiPriority="39" w:unhideWhenUsed="1" w:qFormat="1"/>
-    <w:lsdException w:name="Plain Table 5" w:semiHidden="1" w:unhideWhenUsed="1"/>
-    <w:lsdException w:name="Grid Table Light" w:semiHidden="1" w:unhideWhenUsed="1"/>
-    <w:lsdException w:name="Grid Table 1 Light" w:semiHidden="1" w:unhideWhenUsed="1"/>
-    <w:lsdException w:name="Grid Table 2" w:semiHidden="1" w:unhideWhenUsed="1"/>
-    <w:lsdException w:name="Grid Table 3" w:semiHidden="1" w:unhideWhenUsed="1"/>
     <w:lsdException w:name="Grid Table 4" w:uiPriority="49"/>
     <w:lsdException w:name="Grid Table 5 Dark" w:uiPriority="50"/>
     <w:lsdException w:name="Grid Table 6 Colorful" w:uiPriority="51"/>
